--- a/docs/bao-cao/BaoCao_Chuong3_PhanTichThietKe.docx
+++ b/docs/bao-cao/BaoCao_Chuong3_PhanTichThietKe.docx
@@ -52,6 +52,9 @@
         <w:gridCol w:w="4702"/>
       </w:tblGrid>
       <w:tr>
+        <w:trPr>
+          <w:cantSplit/>
+        </w:trPr>
         <w:tc>
           <w:tcPr>
             <w:tcW w:type="dxa" w:w="2551"/>
@@ -84,6 +87,9 @@
         </w:tc>
       </w:tr>
       <w:tr>
+        <w:trPr>
+          <w:cantSplit/>
+        </w:trPr>
         <w:tc>
           <w:tcPr>
             <w:tcW w:type="dxa" w:w="2551"/>
@@ -114,6 +120,9 @@
         </w:tc>
       </w:tr>
       <w:tr>
+        <w:trPr>
+          <w:cantSplit/>
+        </w:trPr>
         <w:tc>
           <w:tcPr>
             <w:tcW w:type="dxa" w:w="2551"/>
@@ -144,6 +153,9 @@
         </w:tc>
       </w:tr>
       <w:tr>
+        <w:trPr>
+          <w:cantSplit/>
+        </w:trPr>
         <w:tc>
           <w:tcPr>
             <w:tcW w:type="dxa" w:w="2551"/>
@@ -174,6 +186,9 @@
         </w:tc>
       </w:tr>
       <w:tr>
+        <w:trPr>
+          <w:cantSplit/>
+        </w:trPr>
         <w:tc>
           <w:tcPr>
             <w:tcW w:type="dxa" w:w="2551"/>
@@ -204,6 +219,9 @@
         </w:tc>
       </w:tr>
       <w:tr>
+        <w:trPr>
+          <w:cantSplit/>
+        </w:trPr>
         <w:tc>
           <w:tcPr>
             <w:tcW w:type="dxa" w:w="2551"/>
@@ -234,6 +252,9 @@
         </w:tc>
       </w:tr>
       <w:tr>
+        <w:trPr>
+          <w:cantSplit/>
+        </w:trPr>
         <w:tc>
           <w:tcPr>
             <w:tcW w:type="dxa" w:w="2551"/>
@@ -299,6 +320,9 @@
         <w:gridCol w:w="3135"/>
       </w:tblGrid>
       <w:tr>
+        <w:trPr>
+          <w:cantSplit/>
+        </w:trPr>
         <w:tc>
           <w:tcPr>
             <w:tcW w:type="dxa" w:w="737"/>
@@ -346,6 +370,9 @@
         </w:tc>
       </w:tr>
       <w:tr>
+        <w:trPr>
+          <w:cantSplit/>
+        </w:trPr>
         <w:tc>
           <w:tcPr>
             <w:tcW w:type="dxa" w:w="737"/>
@@ -390,6 +417,9 @@
         </w:tc>
       </w:tr>
       <w:tr>
+        <w:trPr>
+          <w:cantSplit/>
+        </w:trPr>
         <w:tc>
           <w:tcPr>
             <w:tcW w:type="dxa" w:w="737"/>
@@ -434,6 +464,9 @@
         </w:tc>
       </w:tr>
       <w:tr>
+        <w:trPr>
+          <w:cantSplit/>
+        </w:trPr>
         <w:tc>
           <w:tcPr>
             <w:tcW w:type="dxa" w:w="737"/>
@@ -478,6 +511,9 @@
         </w:tc>
       </w:tr>
       <w:tr>
+        <w:trPr>
+          <w:cantSplit/>
+        </w:trPr>
         <w:tc>
           <w:tcPr>
             <w:tcW w:type="dxa" w:w="737"/>
@@ -522,6 +558,9 @@
         </w:tc>
       </w:tr>
       <w:tr>
+        <w:trPr>
+          <w:cantSplit/>
+        </w:trPr>
         <w:tc>
           <w:tcPr>
             <w:tcW w:type="dxa" w:w="737"/>
@@ -566,6 +605,9 @@
         </w:tc>
       </w:tr>
       <w:tr>
+        <w:trPr>
+          <w:cantSplit/>
+        </w:trPr>
         <w:tc>
           <w:tcPr>
             <w:tcW w:type="dxa" w:w="737"/>
@@ -610,6 +652,9 @@
         </w:tc>
       </w:tr>
       <w:tr>
+        <w:trPr>
+          <w:cantSplit/>
+        </w:trPr>
         <w:tc>
           <w:tcPr>
             <w:tcW w:type="dxa" w:w="737"/>
@@ -654,6 +699,9 @@
         </w:tc>
       </w:tr>
       <w:tr>
+        <w:trPr>
+          <w:cantSplit/>
+        </w:trPr>
         <w:tc>
           <w:tcPr>
             <w:tcW w:type="dxa" w:w="737"/>
@@ -698,6 +746,9 @@
         </w:tc>
       </w:tr>
       <w:tr>
+        <w:trPr>
+          <w:cantSplit/>
+        </w:trPr>
         <w:tc>
           <w:tcPr>
             <w:tcW w:type="dxa" w:w="737"/>
@@ -742,6 +793,9 @@
         </w:tc>
       </w:tr>
       <w:tr>
+        <w:trPr>
+          <w:cantSplit/>
+        </w:trPr>
         <w:tc>
           <w:tcPr>
             <w:tcW w:type="dxa" w:w="737"/>
@@ -786,6 +840,9 @@
         </w:tc>
       </w:tr>
       <w:tr>
+        <w:trPr>
+          <w:cantSplit/>
+        </w:trPr>
         <w:tc>
           <w:tcPr>
             <w:tcW w:type="dxa" w:w="737"/>
@@ -830,6 +887,9 @@
         </w:tc>
       </w:tr>
       <w:tr>
+        <w:trPr>
+          <w:cantSplit/>
+        </w:trPr>
         <w:tc>
           <w:tcPr>
             <w:tcW w:type="dxa" w:w="737"/>
@@ -874,6 +934,9 @@
         </w:tc>
       </w:tr>
       <w:tr>
+        <w:trPr>
+          <w:cantSplit/>
+        </w:trPr>
         <w:tc>
           <w:tcPr>
             <w:tcW w:type="dxa" w:w="737"/>
@@ -1075,6 +1138,50 @@
       </w:r>
     </w:p>
     <w:p>
+      <w:r>
+        <w:br w:type="page"/>
+      </w:r>
+    </w:p>
+    <w:p>
+      <w:pPr>
+        <w:jc w:val="center"/>
+      </w:pPr>
+      <w:r>
+        <w:drawing>
+          <wp:inline xmlns:a="http://schemas.openxmlformats.org/drawingml/2006/main" xmlns:pic="http://schemas.openxmlformats.org/drawingml/2006/picture">
+            <wp:extent cx="5292000" cy="3949155"/>
+            <wp:docPr id="2" name="Picture 2"/>
+            <wp:cNvGraphicFramePr>
+              <a:graphicFrameLocks noChangeAspect="1"/>
+            </wp:cNvGraphicFramePr>
+            <a:graphic>
+              <a:graphicData uri="http://schemas.openxmlformats.org/drawingml/2006/picture">
+                <pic:pic>
+                  <pic:nvPicPr>
+                    <pic:cNvPr id="0" name="01-khoi-dong-phan-quyen.png"/>
+                    <pic:cNvPicPr/>
+                  </pic:nvPicPr>
+                  <pic:blipFill>
+                    <a:blip r:embed="rId10"/>
+                    <a:stretch>
+                      <a:fillRect/>
+                    </a:stretch>
+                  </pic:blipFill>
+                  <pic:spPr>
+                    <a:xfrm>
+                      <a:off x="0" y="0"/>
+                      <a:ext cx="5292000" cy="3949155"/>
+                    </a:xfrm>
+                    <a:prstGeom prst="rect"/>
+                  </pic:spPr>
+                </pic:pic>
+              </a:graphicData>
+            </a:graphic>
+          </wp:inline>
+        </w:drawing>
+      </w:r>
+    </w:p>
+    <w:p>
       <w:pPr>
         <w:pStyle w:val="Heading2"/>
       </w:pPr>
@@ -1108,6 +1215,9 @@
         <w:gridCol w:w="3135"/>
       </w:tblGrid>
       <w:tr>
+        <w:trPr>
+          <w:cantSplit/>
+        </w:trPr>
         <w:tc>
           <w:tcPr>
             <w:tcW w:type="dxa" w:w="1871"/>
@@ -1155,6 +1265,9 @@
         </w:tc>
       </w:tr>
       <w:tr>
+        <w:trPr>
+          <w:cantSplit/>
+        </w:trPr>
         <w:tc>
           <w:tcPr>
             <w:tcW w:type="dxa" w:w="1871"/>
@@ -1199,6 +1312,9 @@
         </w:tc>
       </w:tr>
       <w:tr>
+        <w:trPr>
+          <w:cantSplit/>
+        </w:trPr>
         <w:tc>
           <w:tcPr>
             <w:tcW w:type="dxa" w:w="1871"/>
@@ -1243,6 +1359,9 @@
         </w:tc>
       </w:tr>
       <w:tr>
+        <w:trPr>
+          <w:cantSplit/>
+        </w:trPr>
         <w:tc>
           <w:tcPr>
             <w:tcW w:type="dxa" w:w="1871"/>
@@ -1287,6 +1406,9 @@
         </w:tc>
       </w:tr>
       <w:tr>
+        <w:trPr>
+          <w:cantSplit/>
+        </w:trPr>
         <w:tc>
           <w:tcPr>
             <w:tcW w:type="dxa" w:w="1871"/>
@@ -1331,6 +1453,9 @@
         </w:tc>
       </w:tr>
       <w:tr>
+        <w:trPr>
+          <w:cantSplit/>
+        </w:trPr>
         <w:tc>
           <w:tcPr>
             <w:tcW w:type="dxa" w:w="1871"/>
@@ -1375,6 +1500,9 @@
         </w:tc>
       </w:tr>
       <w:tr>
+        <w:trPr>
+          <w:cantSplit/>
+        </w:trPr>
         <w:tc>
           <w:tcPr>
             <w:tcW w:type="dxa" w:w="1871"/>
@@ -1419,6 +1547,9 @@
         </w:tc>
       </w:tr>
       <w:tr>
+        <w:trPr>
+          <w:cantSplit/>
+        </w:trPr>
         <w:tc>
           <w:tcPr>
             <w:tcW w:type="dxa" w:w="1871"/>
@@ -1501,6 +1632,9 @@
         <w:gridCol w:w="4702"/>
       </w:tblGrid>
       <w:tr>
+        <w:trPr>
+          <w:cantSplit/>
+        </w:trPr>
         <w:tc>
           <w:tcPr>
             <w:tcW w:type="dxa" w:w="2438"/>
@@ -1533,6 +1667,9 @@
         </w:tc>
       </w:tr>
       <w:tr>
+        <w:trPr>
+          <w:cantSplit/>
+        </w:trPr>
         <w:tc>
           <w:tcPr>
             <w:tcW w:type="dxa" w:w="2438"/>
@@ -1563,6 +1700,9 @@
         </w:tc>
       </w:tr>
       <w:tr>
+        <w:trPr>
+          <w:cantSplit/>
+        </w:trPr>
         <w:tc>
           <w:tcPr>
             <w:tcW w:type="dxa" w:w="2438"/>
@@ -1593,6 +1733,9 @@
         </w:tc>
       </w:tr>
       <w:tr>
+        <w:trPr>
+          <w:cantSplit/>
+        </w:trPr>
         <w:tc>
           <w:tcPr>
             <w:tcW w:type="dxa" w:w="2438"/>
@@ -1623,6 +1766,9 @@
         </w:tc>
       </w:tr>
       <w:tr>
+        <w:trPr>
+          <w:cantSplit/>
+        </w:trPr>
         <w:tc>
           <w:tcPr>
             <w:tcW w:type="dxa" w:w="2438"/>
@@ -1707,6 +1853,50 @@
       </w:r>
     </w:p>
     <w:p>
+      <w:r>
+        <w:br w:type="page"/>
+      </w:r>
+    </w:p>
+    <w:p>
+      <w:pPr>
+        <w:jc w:val="center"/>
+      </w:pPr>
+      <w:r>
+        <w:drawing>
+          <wp:inline xmlns:a="http://schemas.openxmlformats.org/drawingml/2006/main" xmlns:pic="http://schemas.openxmlformats.org/drawingml/2006/picture">
+            <wp:extent cx="5292000" cy="6513570"/>
+            <wp:docPr id="3" name="Picture 3"/>
+            <wp:cNvGraphicFramePr>
+              <a:graphicFrameLocks noChangeAspect="1"/>
+            </wp:cNvGraphicFramePr>
+            <a:graphic>
+              <a:graphicData uri="http://schemas.openxmlformats.org/drawingml/2006/picture">
+                <pic:pic>
+                  <pic:nvPicPr>
+                    <pic:cNvPr id="0" name="02-phan-loai-bo-rac.png"/>
+                    <pic:cNvPicPr/>
+                  </pic:nvPicPr>
+                  <pic:blipFill>
+                    <a:blip r:embed="rId11"/>
+                    <a:stretch>
+                      <a:fillRect/>
+                    </a:stretch>
+                  </pic:blipFill>
+                  <pic:spPr>
+                    <a:xfrm>
+                      <a:off x="0" y="0"/>
+                      <a:ext cx="5292000" cy="6513570"/>
+                    </a:xfrm>
+                    <a:prstGeom prst="rect"/>
+                  </pic:spPr>
+                </pic:pic>
+              </a:graphicData>
+            </a:graphic>
+          </wp:inline>
+        </w:drawing>
+      </w:r>
+    </w:p>
+    <w:p>
       <w:pPr>
         <w:pStyle w:val="Heading3"/>
       </w:pPr>
@@ -1777,6 +1967,9 @@
         <w:gridCol w:w="4702"/>
       </w:tblGrid>
       <w:tr>
+        <w:trPr>
+          <w:cantSplit/>
+        </w:trPr>
         <w:tc>
           <w:tcPr>
             <w:tcW w:type="dxa" w:w="2551"/>
@@ -1809,6 +2002,9 @@
         </w:tc>
       </w:tr>
       <w:tr>
+        <w:trPr>
+          <w:cantSplit/>
+        </w:trPr>
         <w:tc>
           <w:tcPr>
             <w:tcW w:type="dxa" w:w="2551"/>
@@ -1839,6 +2035,9 @@
         </w:tc>
       </w:tr>
       <w:tr>
+        <w:trPr>
+          <w:cantSplit/>
+        </w:trPr>
         <w:tc>
           <w:tcPr>
             <w:tcW w:type="dxa" w:w="2551"/>
@@ -1869,6 +2068,9 @@
         </w:tc>
       </w:tr>
       <w:tr>
+        <w:trPr>
+          <w:cantSplit/>
+        </w:trPr>
         <w:tc>
           <w:tcPr>
             <w:tcW w:type="dxa" w:w="2551"/>
@@ -1899,6 +2101,9 @@
         </w:tc>
       </w:tr>
       <w:tr>
+        <w:trPr>
+          <w:cantSplit/>
+        </w:trPr>
         <w:tc>
           <w:tcPr>
             <w:tcW w:type="dxa" w:w="2551"/>
@@ -1943,6 +2148,50 @@
       </w:r>
     </w:p>
     <w:p>
+      <w:r>
+        <w:br w:type="page"/>
+      </w:r>
+    </w:p>
+    <w:p>
+      <w:pPr>
+        <w:jc w:val="center"/>
+      </w:pPr>
+      <w:r>
+        <w:drawing>
+          <wp:inline xmlns:a="http://schemas.openxmlformats.org/drawingml/2006/main" xmlns:pic="http://schemas.openxmlformats.org/drawingml/2006/picture">
+            <wp:extent cx="5292000" cy="5660235"/>
+            <wp:docPr id="4" name="Picture 4"/>
+            <wp:cNvGraphicFramePr>
+              <a:graphicFrameLocks noChangeAspect="1"/>
+            </wp:cNvGraphicFramePr>
+            <a:graphic>
+              <a:graphicData uri="http://schemas.openxmlformats.org/drawingml/2006/picture">
+                <pic:pic>
+                  <pic:nvPicPr>
+                    <pic:cNvPr id="0" name="03-nhan-dien-ai-truc-tiep.png"/>
+                    <pic:cNvPicPr/>
+                  </pic:nvPicPr>
+                  <pic:blipFill>
+                    <a:blip r:embed="rId12"/>
+                    <a:stretch>
+                      <a:fillRect/>
+                    </a:stretch>
+                  </pic:blipFill>
+                  <pic:spPr>
+                    <a:xfrm>
+                      <a:off x="0" y="0"/>
+                      <a:ext cx="5292000" cy="5660235"/>
+                    </a:xfrm>
+                    <a:prstGeom prst="rect"/>
+                  </pic:spPr>
+                </pic:pic>
+              </a:graphicData>
+            </a:graphic>
+          </wp:inline>
+        </w:drawing>
+      </w:r>
+    </w:p>
+    <w:p>
       <w:pPr>
         <w:pStyle w:val="Heading3"/>
       </w:pPr>
@@ -1960,6 +2209,50 @@
           <w:i w:val="0"/>
         </w:rPr>
         <w:t>Bộ máy đồng bộ chạy khi mạng được khôi phục (NetInfo) và định kỳ 15 giây: lấy tối đa 50 thao tác còn lượt thử, gửi lần lượt; thành công thì xoá khỏi hàng đợi và đánh dấu sự kiện đã đồng bộ; lỗi mạng thì dừng, lỗi khác thì tăng số lần thử. Lịch sử hiển thị gộp dữ liệu máy chủ với các sự kiện chưa đồng bộ trên máy.</w:t>
+      </w:r>
+    </w:p>
+    <w:p>
+      <w:r>
+        <w:br w:type="page"/>
+      </w:r>
+    </w:p>
+    <w:p>
+      <w:pPr>
+        <w:jc w:val="center"/>
+      </w:pPr>
+      <w:r>
+        <w:drawing>
+          <wp:inline xmlns:a="http://schemas.openxmlformats.org/drawingml/2006/main" xmlns:pic="http://schemas.openxmlformats.org/drawingml/2006/picture">
+            <wp:extent cx="5292000" cy="3757320"/>
+            <wp:docPr id="5" name="Picture 5"/>
+            <wp:cNvGraphicFramePr>
+              <a:graphicFrameLocks noChangeAspect="1"/>
+            </wp:cNvGraphicFramePr>
+            <a:graphic>
+              <a:graphicData uri="http://schemas.openxmlformats.org/drawingml/2006/picture">
+                <pic:pic>
+                  <pic:nvPicPr>
+                    <pic:cNvPr id="0" name="04-dong-bo-ngoai-tuyen.png"/>
+                    <pic:cNvPicPr/>
+                  </pic:nvPicPr>
+                  <pic:blipFill>
+                    <a:blip r:embed="rId13"/>
+                    <a:stretch>
+                      <a:fillRect/>
+                    </a:stretch>
+                  </pic:blipFill>
+                  <pic:spPr>
+                    <a:xfrm>
+                      <a:off x="0" y="0"/>
+                      <a:ext cx="5292000" cy="3757320"/>
+                    </a:xfrm>
+                    <a:prstGeom prst="rect"/>
+                  </pic:spPr>
+                </pic:pic>
+              </a:graphicData>
+            </a:graphic>
+          </wp:inline>
+        </w:drawing>
       </w:r>
     </w:p>
     <w:p>
@@ -1995,6 +2288,9 @@
         <w:gridCol w:w="4702"/>
       </w:tblGrid>
       <w:tr>
+        <w:trPr>
+          <w:cantSplit/>
+        </w:trPr>
         <w:tc>
           <w:tcPr>
             <w:tcW w:type="dxa" w:w="2551"/>
@@ -2027,6 +2323,9 @@
         </w:tc>
       </w:tr>
       <w:tr>
+        <w:trPr>
+          <w:cantSplit/>
+        </w:trPr>
         <w:tc>
           <w:tcPr>
             <w:tcW w:type="dxa" w:w="2551"/>
@@ -2057,6 +2356,9 @@
         </w:tc>
       </w:tr>
       <w:tr>
+        <w:trPr>
+          <w:cantSplit/>
+        </w:trPr>
         <w:tc>
           <w:tcPr>
             <w:tcW w:type="dxa" w:w="2551"/>
@@ -2087,6 +2389,9 @@
         </w:tc>
       </w:tr>
       <w:tr>
+        <w:trPr>
+          <w:cantSplit/>
+        </w:trPr>
         <w:tc>
           <w:tcPr>
             <w:tcW w:type="dxa" w:w="2551"/>
@@ -2117,6 +2422,9 @@
         </w:tc>
       </w:tr>
       <w:tr>
+        <w:trPr>
+          <w:cantSplit/>
+        </w:trPr>
         <w:tc>
           <w:tcPr>
             <w:tcW w:type="dxa" w:w="2551"/>
@@ -2147,6 +2455,9 @@
         </w:tc>
       </w:tr>
       <w:tr>
+        <w:trPr>
+          <w:cantSplit/>
+        </w:trPr>
         <w:tc>
           <w:tcPr>
             <w:tcW w:type="dxa" w:w="2551"/>
@@ -2177,6 +2488,9 @@
         </w:tc>
       </w:tr>
       <w:tr>
+        <w:trPr>
+          <w:cantSplit/>
+        </w:trPr>
         <w:tc>
           <w:tcPr>
             <w:tcW w:type="dxa" w:w="2551"/>
@@ -2221,6 +2535,50 @@
       </w:r>
     </w:p>
     <w:p>
+      <w:r>
+        <w:br w:type="page"/>
+      </w:r>
+    </w:p>
+    <w:p>
+      <w:pPr>
+        <w:jc w:val="center"/>
+      </w:pPr>
+      <w:r>
+        <w:drawing>
+          <wp:inline xmlns:a="http://schemas.openxmlformats.org/drawingml/2006/main" xmlns:pic="http://schemas.openxmlformats.org/drawingml/2006/picture">
+            <wp:extent cx="5292000" cy="4875255"/>
+            <wp:docPr id="6" name="Picture 6"/>
+            <wp:cNvGraphicFramePr>
+              <a:graphicFrameLocks noChangeAspect="1"/>
+            </wp:cNvGraphicFramePr>
+            <a:graphic>
+              <a:graphicData uri="http://schemas.openxmlformats.org/drawingml/2006/picture">
+                <pic:pic>
+                  <pic:nvPicPr>
+                    <pic:cNvPr id="0" name="06-tu-dong-hoa-dieu-phoi.png"/>
+                    <pic:cNvPicPr/>
+                  </pic:nvPicPr>
+                  <pic:blipFill>
+                    <a:blip r:embed="rId14"/>
+                    <a:stretch>
+                      <a:fillRect/>
+                    </a:stretch>
+                  </pic:blipFill>
+                  <pic:spPr>
+                    <a:xfrm>
+                      <a:off x="0" y="0"/>
+                      <a:ext cx="5292000" cy="4875255"/>
+                    </a:xfrm>
+                    <a:prstGeom prst="rect"/>
+                  </pic:spPr>
+                </pic:pic>
+              </a:graphicData>
+            </a:graphic>
+          </wp:inline>
+        </w:drawing>
+      </w:r>
+    </w:p>
+    <w:p>
       <w:pPr>
         <w:pStyle w:val="Heading3"/>
       </w:pPr>
@@ -2238,6 +2596,50 @@
           <w:i w:val="0"/>
         </w:rPr>
         <w:t>Đầu vào: vị trí GPS của nhân viên (nếu gần khu vực) và toạ độ các thùng đang phụ trách. Thuật toán: láng giềng gần nhất rồi cải thiện 2-opt; nếu không có GPS thì thử xuất phát từ từng thùng và chọn lộ trình ngắn nhất. Kết quả hiển thị trên bản đồ Leaflet (WebView) và mở Google Maps để chỉ đường.</w:t>
+      </w:r>
+    </w:p>
+    <w:p>
+      <w:r>
+        <w:br w:type="page"/>
+      </w:r>
+    </w:p>
+    <w:p>
+      <w:pPr>
+        <w:jc w:val="center"/>
+      </w:pPr>
+      <w:r>
+        <w:drawing>
+          <wp:inline xmlns:a="http://schemas.openxmlformats.org/drawingml/2006/main" xmlns:pic="http://schemas.openxmlformats.org/drawingml/2006/picture">
+            <wp:extent cx="5292000" cy="6026265"/>
+            <wp:docPr id="7" name="Picture 7"/>
+            <wp:cNvGraphicFramePr>
+              <a:graphicFrameLocks noChangeAspect="1"/>
+            </wp:cNvGraphicFramePr>
+            <a:graphic>
+              <a:graphicData uri="http://schemas.openxmlformats.org/drawingml/2006/picture">
+                <pic:pic>
+                  <pic:nvPicPr>
+                    <pic:cNvPr id="0" name="05-thu-gom.png"/>
+                    <pic:cNvPicPr/>
+                  </pic:nvPicPr>
+                  <pic:blipFill>
+                    <a:blip r:embed="rId15"/>
+                    <a:stretch>
+                      <a:fillRect/>
+                    </a:stretch>
+                  </pic:blipFill>
+                  <pic:spPr>
+                    <a:xfrm>
+                      <a:off x="0" y="0"/>
+                      <a:ext cx="5292000" cy="6026265"/>
+                    </a:xfrm>
+                    <a:prstGeom prst="rect"/>
+                  </pic:spPr>
+                </pic:pic>
+              </a:graphicData>
+            </a:graphic>
+          </wp:inline>
+        </w:drawing>
       </w:r>
     </w:p>
     <w:p>
@@ -2273,6 +2675,9 @@
         <w:gridCol w:w="4702"/>
       </w:tblGrid>
       <w:tr>
+        <w:trPr>
+          <w:cantSplit/>
+        </w:trPr>
         <w:tc>
           <w:tcPr>
             <w:tcW w:type="dxa" w:w="2268"/>
@@ -2305,6 +2710,9 @@
         </w:tc>
       </w:tr>
       <w:tr>
+        <w:trPr>
+          <w:cantSplit/>
+        </w:trPr>
         <w:tc>
           <w:tcPr>
             <w:tcW w:type="dxa" w:w="2268"/>
@@ -2335,6 +2743,9 @@
         </w:tc>
       </w:tr>
       <w:tr>
+        <w:trPr>
+          <w:cantSplit/>
+        </w:trPr>
         <w:tc>
           <w:tcPr>
             <w:tcW w:type="dxa" w:w="2268"/>
@@ -2365,6 +2776,9 @@
         </w:tc>
       </w:tr>
       <w:tr>
+        <w:trPr>
+          <w:cantSplit/>
+        </w:trPr>
         <w:tc>
           <w:tcPr>
             <w:tcW w:type="dxa" w:w="2268"/>
@@ -2395,6 +2809,9 @@
         </w:tc>
       </w:tr>
       <w:tr>
+        <w:trPr>
+          <w:cantSplit/>
+        </w:trPr>
         <w:tc>
           <w:tcPr>
             <w:tcW w:type="dxa" w:w="2268"/>
@@ -2425,6 +2842,9 @@
         </w:tc>
       </w:tr>
       <w:tr>
+        <w:trPr>
+          <w:cantSplit/>
+        </w:trPr>
         <w:tc>
           <w:tcPr>
             <w:tcW w:type="dxa" w:w="2268"/>
@@ -2456,6 +2876,50 @@
       </w:tr>
     </w:tbl>
     <w:p/>
+    <w:p>
+      <w:r>
+        <w:br w:type="page"/>
+      </w:r>
+    </w:p>
+    <w:p>
+      <w:pPr>
+        <w:jc w:val="center"/>
+      </w:pPr>
+      <w:r>
+        <w:drawing>
+          <wp:inline xmlns:a="http://schemas.openxmlformats.org/drawingml/2006/main" xmlns:pic="http://schemas.openxmlformats.org/drawingml/2006/picture">
+            <wp:extent cx="5292000" cy="4694445"/>
+            <wp:docPr id="8" name="Picture 8"/>
+            <wp:cNvGraphicFramePr>
+              <a:graphicFrameLocks noChangeAspect="1"/>
+            </wp:cNvGraphicFramePr>
+            <a:graphic>
+              <a:graphicData uri="http://schemas.openxmlformats.org/drawingml/2006/picture">
+                <pic:pic>
+                  <pic:nvPicPr>
+                    <pic:cNvPr id="0" name="07-firmware-esp32.png"/>
+                    <pic:cNvPicPr/>
+                  </pic:nvPicPr>
+                  <pic:blipFill>
+                    <a:blip r:embed="rId16"/>
+                    <a:stretch>
+                      <a:fillRect/>
+                    </a:stretch>
+                  </pic:blipFill>
+                  <pic:spPr>
+                    <a:xfrm>
+                      <a:off x="0" y="0"/>
+                      <a:ext cx="5292000" cy="4694445"/>
+                    </a:xfrm>
+                    <a:prstGeom prst="rect"/>
+                  </pic:spPr>
+                </pic:pic>
+              </a:graphicData>
+            </a:graphic>
+          </wp:inline>
+        </w:drawing>
+      </w:r>
+    </w:p>
     <w:p>
       <w:pPr>
         <w:pStyle w:val="Heading2"/>
@@ -2489,6 +2953,9 @@
         <w:gridCol w:w="4702"/>
       </w:tblGrid>
       <w:tr>
+        <w:trPr>
+          <w:cantSplit/>
+        </w:trPr>
         <w:tc>
           <w:tcPr>
             <w:tcW w:type="dxa" w:w="1984"/>
@@ -2521,6 +2988,9 @@
         </w:tc>
       </w:tr>
       <w:tr>
+        <w:trPr>
+          <w:cantSplit/>
+        </w:trPr>
         <w:tc>
           <w:tcPr>
             <w:tcW w:type="dxa" w:w="1984"/>
@@ -2551,6 +3021,9 @@
         </w:tc>
       </w:tr>
       <w:tr>
+        <w:trPr>
+          <w:cantSplit/>
+        </w:trPr>
         <w:tc>
           <w:tcPr>
             <w:tcW w:type="dxa" w:w="1984"/>
@@ -2581,6 +3054,9 @@
         </w:tc>
       </w:tr>
       <w:tr>
+        <w:trPr>
+          <w:cantSplit/>
+        </w:trPr>
         <w:tc>
           <w:tcPr>
             <w:tcW w:type="dxa" w:w="1984"/>
@@ -2611,6 +3087,9 @@
         </w:tc>
       </w:tr>
       <w:tr>
+        <w:trPr>
+          <w:cantSplit/>
+        </w:trPr>
         <w:tc>
           <w:tcPr>
             <w:tcW w:type="dxa" w:w="1984"/>
